--- a/a7/build/out/u3/A7 3.T1  Question Bank.docx
+++ b/a7/build/out/u3/A7 3.T1  Question Bank.docx
@@ -1920,7 +1920,7 @@
             <w:r>
               <w:drawing>
                 <wp:inline xmlns:a="http://schemas.openxmlformats.org/drawingml/2006/main" xmlns:pic="http://schemas.openxmlformats.org/drawingml/2006/picture">
-                  <wp:extent cx="344424" cy="146304"/>
+                  <wp:extent cx="262128" cy="146304"/>
                   <wp:docPr id="21" name="Picture 21"/>
                   <wp:cNvGraphicFramePr>
                     <a:graphicFrameLocks noChangeAspect="1"/>
@@ -1929,7 +1929,7 @@
                     <a:graphicData uri="http://schemas.openxmlformats.org/drawingml/2006/picture">
                       <pic:pic>
                         <pic:nvPicPr>
-                          <pic:cNvPr id="0" name="74f9f35c55d66501.png"/>
+                          <pic:cNvPr id="0" name="0baf58cbb2e2c7db.png"/>
                           <pic:cNvPicPr/>
                         </pic:nvPicPr>
                         <pic:blipFill>
@@ -1941,7 +1941,7 @@
                         <pic:spPr>
                           <a:xfrm>
                             <a:off x="0" y="0"/>
-                            <a:ext cx="344424" cy="146304"/>
+                            <a:ext cx="262128" cy="146304"/>
                           </a:xfrm>
                           <a:prstGeom prst="rect"/>
                         </pic:spPr>
@@ -1979,8 +1979,67 @@
             <w:r>
               <w:drawing>
                 <wp:inline xmlns:a="http://schemas.openxmlformats.org/drawingml/2006/main" xmlns:pic="http://schemas.openxmlformats.org/drawingml/2006/picture">
+                  <wp:extent cx="341376" cy="143256"/>
+                  <wp:docPr id="22" name="Picture 22"/>
+                  <wp:cNvGraphicFramePr>
+                    <a:graphicFrameLocks noChangeAspect="1"/>
+                  </wp:cNvGraphicFramePr>
+                  <a:graphic>
+                    <a:graphicData uri="http://schemas.openxmlformats.org/drawingml/2006/picture">
+                      <pic:pic>
+                        <pic:nvPicPr>
+                          <pic:cNvPr id="0" name="57d588c570f4c0e9.png"/>
+                          <pic:cNvPicPr/>
+                        </pic:nvPicPr>
+                        <pic:blipFill>
+                          <a:blip r:embed="rId30"/>
+                          <a:stretch>
+                            <a:fillRect/>
+                          </a:stretch>
+                        </pic:blipFill>
+                        <pic:spPr>
+                          <a:xfrm>
+                            <a:off x="0" y="0"/>
+                            <a:ext cx="341376" cy="143256"/>
+                          </a:xfrm>
+                          <a:prstGeom prst="rect"/>
+                        </pic:spPr>
+                      </pic:pic>
+                    </a:graphicData>
+                  </a:graphic>
+                </wp:inline>
+              </w:drawing>
+            </w:r>
+          </w:p>
+          <w:p>
+            <w:pPr>
+              <w:spacing w:before="40" w:after="40"/>
+              <w:ind w:left="1300" w:hanging="380"/>
+            </w:pPr>
+            <w:r>
+              <w:rPr>
+                <w:rFonts w:ascii="FreeSerif" w:hAnsi="FreeSerif" w:eastAsia="FreeSerif"/>
+                <w:b w:val="0"/>
+                <w:i w:val="0"/>
+                <w:color w:val="1A1A1A"/>
+                <w:sz w:val="22"/>
+              </w:rPr>
+              <w:t xml:space="preserve">○   </w:t>
+            </w:r>
+            <w:r>
+              <w:rPr>
+                <w:b w:val="0"/>
+                <w:i w:val="0"/>
+                <w:color w:val="1A1A1A"/>
+                <w:sz w:val="22"/>
+              </w:rPr>
+              <w:t xml:space="preserve">C.  </w:t>
+            </w:r>
+            <w:r>
+              <w:drawing>
+                <wp:inline xmlns:a="http://schemas.openxmlformats.org/drawingml/2006/main" xmlns:pic="http://schemas.openxmlformats.org/drawingml/2006/picture">
                   <wp:extent cx="329184" cy="146304"/>
-                  <wp:docPr id="22" name="Picture 22"/>
+                  <wp:docPr id="23" name="Picture 23"/>
                   <wp:cNvGraphicFramePr>
                     <a:graphicFrameLocks noChangeAspect="1"/>
                   </wp:cNvGraphicFramePr>
@@ -1992,7 +2051,7 @@
                           <pic:cNvPicPr/>
                         </pic:nvPicPr>
                         <pic:blipFill>
-                          <a:blip r:embed="rId30"/>
+                          <a:blip r:embed="rId31"/>
                           <a:stretch>
                             <a:fillRect/>
                           </a:stretch>
@@ -2033,71 +2092,12 @@
                 <w:color w:val="1A1A1A"/>
                 <w:sz w:val="22"/>
               </w:rPr>
-              <w:t xml:space="preserve">C.  </w:t>
-            </w:r>
-            <w:r>
-              <w:drawing>
-                <wp:inline xmlns:a="http://schemas.openxmlformats.org/drawingml/2006/main" xmlns:pic="http://schemas.openxmlformats.org/drawingml/2006/picture">
-                  <wp:extent cx="341376" cy="143256"/>
-                  <wp:docPr id="23" name="Picture 23"/>
-                  <wp:cNvGraphicFramePr>
-                    <a:graphicFrameLocks noChangeAspect="1"/>
-                  </wp:cNvGraphicFramePr>
-                  <a:graphic>
-                    <a:graphicData uri="http://schemas.openxmlformats.org/drawingml/2006/picture">
-                      <pic:pic>
-                        <pic:nvPicPr>
-                          <pic:cNvPr id="0" name="57d588c570f4c0e9.png"/>
-                          <pic:cNvPicPr/>
-                        </pic:nvPicPr>
-                        <pic:blipFill>
-                          <a:blip r:embed="rId31"/>
-                          <a:stretch>
-                            <a:fillRect/>
-                          </a:stretch>
-                        </pic:blipFill>
-                        <pic:spPr>
-                          <a:xfrm>
-                            <a:off x="0" y="0"/>
-                            <a:ext cx="341376" cy="143256"/>
-                          </a:xfrm>
-                          <a:prstGeom prst="rect"/>
-                        </pic:spPr>
-                      </pic:pic>
-                    </a:graphicData>
-                  </a:graphic>
-                </wp:inline>
-              </w:drawing>
-            </w:r>
-          </w:p>
-          <w:p>
-            <w:pPr>
-              <w:spacing w:before="40" w:after="40"/>
-              <w:ind w:left="1300" w:hanging="380"/>
-            </w:pPr>
-            <w:r>
-              <w:rPr>
-                <w:rFonts w:ascii="FreeSerif" w:hAnsi="FreeSerif" w:eastAsia="FreeSerif"/>
-                <w:b w:val="0"/>
-                <w:i w:val="0"/>
-                <w:color w:val="1A1A1A"/>
-                <w:sz w:val="22"/>
-              </w:rPr>
-              <w:t xml:space="preserve">○   </w:t>
-            </w:r>
-            <w:r>
-              <w:rPr>
-                <w:b w:val="0"/>
-                <w:i w:val="0"/>
-                <w:color w:val="1A1A1A"/>
-                <w:sz w:val="22"/>
-              </w:rPr>
               <w:t xml:space="preserve">D.  </w:t>
             </w:r>
             <w:r>
               <w:drawing>
                 <wp:inline xmlns:a="http://schemas.openxmlformats.org/drawingml/2006/main" xmlns:pic="http://schemas.openxmlformats.org/drawingml/2006/picture">
-                  <wp:extent cx="262128" cy="146304"/>
+                  <wp:extent cx="344424" cy="146304"/>
                   <wp:docPr id="24" name="Picture 24"/>
                   <wp:cNvGraphicFramePr>
                     <a:graphicFrameLocks noChangeAspect="1"/>
@@ -2106,7 +2106,7 @@
                     <a:graphicData uri="http://schemas.openxmlformats.org/drawingml/2006/picture">
                       <pic:pic>
                         <pic:nvPicPr>
-                          <pic:cNvPr id="0" name="0baf58cbb2e2c7db.png"/>
+                          <pic:cNvPr id="0" name="74f9f35c55d66501.png"/>
                           <pic:cNvPicPr/>
                         </pic:nvPicPr>
                         <pic:blipFill>
@@ -2118,7 +2118,7 @@
                         <pic:spPr>
                           <a:xfrm>
                             <a:off x="0" y="0"/>
-                            <a:ext cx="262128" cy="146304"/>
+                            <a:ext cx="344424" cy="146304"/>
                           </a:xfrm>
                           <a:prstGeom prst="rect"/>
                         </pic:spPr>
@@ -2271,67 +2271,8 @@
             <w:r>
               <w:drawing>
                 <wp:inline xmlns:a="http://schemas.openxmlformats.org/drawingml/2006/main" xmlns:pic="http://schemas.openxmlformats.org/drawingml/2006/picture">
-                  <wp:extent cx="384048" cy="143256"/>
+                  <wp:extent cx="304800" cy="170688"/>
                   <wp:docPr id="26" name="Picture 26"/>
-                  <wp:cNvGraphicFramePr>
-                    <a:graphicFrameLocks noChangeAspect="1"/>
-                  </wp:cNvGraphicFramePr>
-                  <a:graphic>
-                    <a:graphicData uri="http://schemas.openxmlformats.org/drawingml/2006/picture">
-                      <pic:pic>
-                        <pic:nvPicPr>
-                          <pic:cNvPr id="0" name="a4e05195612e45a1.png"/>
-                          <pic:cNvPicPr/>
-                        </pic:nvPicPr>
-                        <pic:blipFill>
-                          <a:blip r:embed="rId34"/>
-                          <a:stretch>
-                            <a:fillRect/>
-                          </a:stretch>
-                        </pic:blipFill>
-                        <pic:spPr>
-                          <a:xfrm>
-                            <a:off x="0" y="0"/>
-                            <a:ext cx="384048" cy="143256"/>
-                          </a:xfrm>
-                          <a:prstGeom prst="rect"/>
-                        </pic:spPr>
-                      </pic:pic>
-                    </a:graphicData>
-                  </a:graphic>
-                </wp:inline>
-              </w:drawing>
-            </w:r>
-          </w:p>
-          <w:p>
-            <w:pPr>
-              <w:spacing w:before="40" w:after="40"/>
-              <w:ind w:left="1300" w:hanging="380"/>
-            </w:pPr>
-            <w:r>
-              <w:rPr>
-                <w:rFonts w:ascii="FreeSerif" w:hAnsi="FreeSerif" w:eastAsia="FreeSerif"/>
-                <w:b w:val="0"/>
-                <w:i w:val="0"/>
-                <w:color w:val="1A1A1A"/>
-                <w:sz w:val="22"/>
-              </w:rPr>
-              <w:t xml:space="preserve">□   </w:t>
-            </w:r>
-            <w:r>
-              <w:rPr>
-                <w:b w:val="0"/>
-                <w:i w:val="0"/>
-                <w:color w:val="1A1A1A"/>
-                <w:sz w:val="22"/>
-              </w:rPr>
-              <w:t xml:space="preserve">B.  </w:t>
-            </w:r>
-            <w:r>
-              <w:drawing>
-                <wp:inline xmlns:a="http://schemas.openxmlformats.org/drawingml/2006/main" xmlns:pic="http://schemas.openxmlformats.org/drawingml/2006/picture">
-                  <wp:extent cx="304800" cy="170688"/>
-                  <wp:docPr id="27" name="Picture 27"/>
                   <wp:cNvGraphicFramePr>
                     <a:graphicFrameLocks noChangeAspect="1"/>
                   </wp:cNvGraphicFramePr>
@@ -2343,7 +2284,7 @@
                           <pic:cNvPicPr/>
                         </pic:nvPicPr>
                         <pic:blipFill>
-                          <a:blip r:embed="rId35"/>
+                          <a:blip r:embed="rId34"/>
                           <a:stretch>
                             <a:fillRect/>
                           </a:stretch>
@@ -2384,12 +2325,71 @@
                 <w:color w:val="1A1A1A"/>
                 <w:sz w:val="22"/>
               </w:rPr>
+              <w:t xml:space="preserve">B.  </w:t>
+            </w:r>
+            <w:r>
+              <w:drawing>
+                <wp:inline xmlns:a="http://schemas.openxmlformats.org/drawingml/2006/main" xmlns:pic="http://schemas.openxmlformats.org/drawingml/2006/picture">
+                  <wp:extent cx="387096" cy="146304"/>
+                  <wp:docPr id="27" name="Picture 27"/>
+                  <wp:cNvGraphicFramePr>
+                    <a:graphicFrameLocks noChangeAspect="1"/>
+                  </wp:cNvGraphicFramePr>
+                  <a:graphic>
+                    <a:graphicData uri="http://schemas.openxmlformats.org/drawingml/2006/picture">
+                      <pic:pic>
+                        <pic:nvPicPr>
+                          <pic:cNvPr id="0" name="835feceab9102488.png"/>
+                          <pic:cNvPicPr/>
+                        </pic:nvPicPr>
+                        <pic:blipFill>
+                          <a:blip r:embed="rId35"/>
+                          <a:stretch>
+                            <a:fillRect/>
+                          </a:stretch>
+                        </pic:blipFill>
+                        <pic:spPr>
+                          <a:xfrm>
+                            <a:off x="0" y="0"/>
+                            <a:ext cx="387096" cy="146304"/>
+                          </a:xfrm>
+                          <a:prstGeom prst="rect"/>
+                        </pic:spPr>
+                      </pic:pic>
+                    </a:graphicData>
+                  </a:graphic>
+                </wp:inline>
+              </w:drawing>
+            </w:r>
+          </w:p>
+          <w:p>
+            <w:pPr>
+              <w:spacing w:before="40" w:after="40"/>
+              <w:ind w:left="1300" w:hanging="380"/>
+            </w:pPr>
+            <w:r>
+              <w:rPr>
+                <w:rFonts w:ascii="FreeSerif" w:hAnsi="FreeSerif" w:eastAsia="FreeSerif"/>
+                <w:b w:val="0"/>
+                <w:i w:val="0"/>
+                <w:color w:val="1A1A1A"/>
+                <w:sz w:val="22"/>
+              </w:rPr>
+              <w:t xml:space="preserve">□   </w:t>
+            </w:r>
+            <w:r>
+              <w:rPr>
+                <w:b w:val="0"/>
+                <w:i w:val="0"/>
+                <w:color w:val="1A1A1A"/>
+                <w:sz w:val="22"/>
+              </w:rPr>
               <w:t xml:space="preserve">C.  </w:t>
             </w:r>
             <w:r>
               <w:drawing>
                 <wp:inline xmlns:a="http://schemas.openxmlformats.org/drawingml/2006/main" xmlns:pic="http://schemas.openxmlformats.org/drawingml/2006/picture">
-                  <wp:extent cx="155448" cy="252984"/>
+                  <wp:extent cx="307848" cy="173736"/>
                   <wp:docPr id="28" name="Picture 28"/>
                   <wp:cNvGraphicFramePr>
                     <a:graphicFrameLocks noChangeAspect="1"/>
@@ -2398,7 +2398,7 @@
                     <a:graphicData uri="http://schemas.openxmlformats.org/drawingml/2006/picture">
                       <pic:pic>
                         <pic:nvPicPr>
-                          <pic:cNvPr id="0" name="c263ffdaf5491ffc.png"/>
+                          <pic:cNvPr id="0" name="752f4de6a46ec351.png"/>
                           <pic:cNvPicPr/>
                         </pic:nvPicPr>
                         <pic:blipFill>
@@ -2410,7 +2410,7 @@
                         <pic:spPr>
                           <a:xfrm>
                             <a:off x="0" y="0"/>
-                            <a:ext cx="155448" cy="252984"/>
+                            <a:ext cx="307848" cy="173736"/>
                           </a:xfrm>
                           <a:prstGeom prst="rect"/>
                         </pic:spPr>
@@ -2448,7 +2448,7 @@
             <w:r>
               <w:drawing>
                 <wp:inline xmlns:a="http://schemas.openxmlformats.org/drawingml/2006/main" xmlns:pic="http://schemas.openxmlformats.org/drawingml/2006/picture">
-                  <wp:extent cx="307848" cy="173736"/>
+                  <wp:extent cx="155448" cy="252984"/>
                   <wp:docPr id="29" name="Picture 29"/>
                   <wp:cNvGraphicFramePr>
                     <a:graphicFrameLocks noChangeAspect="1"/>
@@ -2457,7 +2457,7 @@
                     <a:graphicData uri="http://schemas.openxmlformats.org/drawingml/2006/picture">
                       <pic:pic>
                         <pic:nvPicPr>
-                          <pic:cNvPr id="0" name="752f4de6a46ec351.png"/>
+                          <pic:cNvPr id="0" name="c263ffdaf5491ffc.png"/>
                           <pic:cNvPicPr/>
                         </pic:nvPicPr>
                         <pic:blipFill>
@@ -2469,7 +2469,7 @@
                         <pic:spPr>
                           <a:xfrm>
                             <a:off x="0" y="0"/>
-                            <a:ext cx="307848" cy="173736"/>
+                            <a:ext cx="155448" cy="252984"/>
                           </a:xfrm>
                           <a:prstGeom prst="rect"/>
                         </pic:spPr>
@@ -2566,7 +2566,7 @@
             <w:r>
               <w:drawing>
                 <wp:inline xmlns:a="http://schemas.openxmlformats.org/drawingml/2006/main" xmlns:pic="http://schemas.openxmlformats.org/drawingml/2006/picture">
-                  <wp:extent cx="387096" cy="146304"/>
+                  <wp:extent cx="384048" cy="143256"/>
                   <wp:docPr id="31" name="Picture 31"/>
                   <wp:cNvGraphicFramePr>
                     <a:graphicFrameLocks noChangeAspect="1"/>
@@ -2575,7 +2575,7 @@
                     <a:graphicData uri="http://schemas.openxmlformats.org/drawingml/2006/picture">
                       <pic:pic>
                         <pic:nvPicPr>
-                          <pic:cNvPr id="0" name="835feceab9102488.png"/>
+                          <pic:cNvPr id="0" name="a4e05195612e45a1.png"/>
                           <pic:cNvPicPr/>
                         </pic:nvPicPr>
                         <pic:blipFill>
@@ -2587,7 +2587,7 @@
                         <pic:spPr>
                           <a:xfrm>
                             <a:off x="0" y="0"/>
-                            <a:ext cx="387096" cy="146304"/>
+                            <a:ext cx="384048" cy="143256"/>
                           </a:xfrm>
                           <a:prstGeom prst="rect"/>
                         </pic:spPr>
